--- a/examples/export/showcase-output/getting-started.ko.docx
+++ b/examples/export/showcase-output/getting-started.ko.docx
@@ -475,7 +475,7 @@
       <w:r>
         <w:t xml:space="preserve">응답 필드와 오류 코드는 영어 </w:t>
       </w:r>
-      <w:hyperlink w:history="1" r:id="rIdovbhjv-behs1pixqjc4j6">
+      <w:hyperlink w:history="1" r:id="rIdnj8x9_5jja1xydbtzguba">
         <w:r>
           <w:t xml:space="preserve">레퍼런스</w:t>
         </w:r>

--- a/examples/export/showcase-output/getting-started.ko.docx
+++ b/examples/export/showcase-output/getting-started.ko.docx
@@ -475,7 +475,7 @@
       <w:r>
         <w:t xml:space="preserve">응답 필드와 오류 코드는 영어 </w:t>
       </w:r>
-      <w:hyperlink w:history="1" r:id="rIdnj8x9_5jja1xydbtzguba">
+      <w:hyperlink w:history="1" r:id="rIdoxtfrixfxdsmrbxmq9khd">
         <w:r>
           <w:t xml:space="preserve">레퍼런스</w:t>
         </w:r>
@@ -1487,6 +1487,14 @@
       <w:szCs w:val="18"/>
     </w:rPr>
   </w:style>
+  <w:style w:type="paragraph" w:styleId="CudocCodeHighlighted">
+    <w:name w:val="cudoc Code Highlighted"/>
+    <w:basedOn w:val="CudocCodeBlock"/>
+    <w:next w:val="CudocCodeBlock"/>
+    <w:pPr>
+      <w:shd w:fill="E0F2FE" w:val="clear"/>
+    </w:pPr>
+  </w:style>
   <w:style w:type="paragraph" w:styleId="CudocTableHeader">
     <w:name w:val="cudoc Table Header"/>
     <w:basedOn w:val="Normal"/>
@@ -1529,6 +1537,53 @@
       <w:rFonts w:ascii="Calibri" w:cs="Calibri" w:eastAsia="Malgun Gothic" w:hAnsi="Calibri"/>
       <w:i/>
       <w:iCs/>
+      <w:color w:val="5B6B7F"/>
+      <w:sz w:val="17"/>
+      <w:szCs w:val="17"/>
+    </w:rPr>
+  </w:style>
+  <w:style w:type="paragraph" w:styleId="CudocCodeTitle">
+    <w:name w:val="cudoc Code Title"/>
+    <w:basedOn w:val="Normal"/>
+    <w:next w:val="CudocCodeBlock"/>
+    <w:pPr>
+      <w:keepNext/>
+      <w:spacing w:after="0" w:before="210"/>
+    </w:pPr>
+    <w:rPr>
+      <w:rFonts w:ascii="Consolas" w:cs="Consolas" w:eastAsia="Malgun Gothic" w:hAnsi="Consolas"/>
+      <w:color w:val="5B6B7F"/>
+      <w:sz w:val="17"/>
+      <w:szCs w:val="17"/>
+    </w:rPr>
+  </w:style>
+  <w:style w:type="paragraph" w:styleId="CudocTabLabel">
+    <w:name w:val="cudoc Tab Label"/>
+    <w:basedOn w:val="Normal"/>
+    <w:next w:val="CudocBody"/>
+    <w:pPr>
+      <w:keepNext/>
+      <w:spacing w:after="210" w:before="210"/>
+    </w:pPr>
+    <w:rPr>
+      <w:rFonts w:ascii="Calibri" w:cs="Calibri" w:eastAsia="Malgun Gothic" w:hAnsi="Calibri"/>
+      <w:b/>
+      <w:bCs/>
+      <w:color w:val="475569"/>
+      <w:sz w:val="18"/>
+      <w:szCs w:val="18"/>
+    </w:rPr>
+  </w:style>
+  <w:style w:type="paragraph" w:styleId="CudocTableNote">
+    <w:name w:val="cudoc Table Note"/>
+    <w:basedOn w:val="Normal"/>
+    <w:next w:val="CudocBody"/>
+    <w:pPr>
+      <w:keepLines/>
+      <w:spacing w:after="210"/>
+    </w:pPr>
+    <w:rPr>
+      <w:rFonts w:ascii="Calibri" w:cs="Calibri" w:eastAsia="Malgun Gothic" w:hAnsi="Calibri"/>
       <w:color w:val="5B6B7F"/>
       <w:sz w:val="17"/>
       <w:szCs w:val="17"/>

--- a/examples/export/showcase-output/getting-started.ko.docx
+++ b/examples/export/showcase-output/getting-started.ko.docx
@@ -475,7 +475,7 @@
       <w:r>
         <w:t xml:space="preserve">응답 필드와 오류 코드는 영어 </w:t>
       </w:r>
-      <w:hyperlink w:history="1" r:id="rIdoxtfrixfxdsmrbxmq9khd">
+      <w:hyperlink w:history="1" r:id="rIdjehrcjrvkgr7wdkc43wh0">
         <w:r>
           <w:t xml:space="preserve">레퍼런스</w:t>
         </w:r>
